--- a/submission/Lab1_Markin_95/Defense_notes.docx
+++ b/submission/Lab1_Markin_95/Defense_notes.docx
@@ -128,7 +128,7 @@
         <w:pStyle w:val="BodyText"/>
       </w:pPr>
       <w:r>
-        <w:t xml:space="preserve">Важные ограничения: отсутствует исходная доходная характеристика; использованы пять квантильных групп рассчитанного дохода. Официальные значения января–августа 2026 не подтверждены: в исходниках оставлены NA. Нельзя утверждать, что временная динамика уже рассчитана. Данные индивидуального файла синтетические.</w:t>
+        <w:t xml:space="preserve">Важные ограничения: отсутствует исходная доходная характеристика; использованы пять квантильных групп рассчитанного дохода. Официальные значения января–августа 2026 перенесены из предоставленного PDF (с. 10 и 14); динамика рассчитана с учетом точности публикации. Данные индивидуального файла синтетические.</w:t>
       </w:r>
     </w:p>
     <w:bookmarkEnd w:id="20"/>
@@ -1148,13 +1148,13 @@
           <w:b/>
           <w:bCs/>
         </w:rPr>
-        <w:t xml:space="preserve">Почему в официальной части стоят NA, а не числа из примера?</w:t>
+        <w:t xml:space="preserve">Откуда взяты официальные исторические значения?</w:t>
       </w:r>
       <w:r>
         <w:t xml:space="preserve"> </w:t>
       </w:r>
       <w:r>
-        <w:t xml:space="preserve">Источник этих чисел не проверен. Корректное решение — указать отсутствие подтвержденных данных и сохранить воспроизводимую заготовку, а затем заполнить ее по первоисточнику. Отсутствие данных не равно нулю.</w:t>
+        <w:t xml:space="preserve">Из числовых подписей к рисункам 6 и 12 отчета инФОМ за август 2026, предоставленного пользователем. Медианы опубликованы с одним десятичным знаком, индексы — целыми пунктами. Более точные значения не восстановлены из линий графика.</w:t>
       </w:r>
     </w:p>
     <w:bookmarkEnd w:id="36"/>
@@ -1345,10 +1345,426 @@
         </w:numPr>
       </w:pPr>
       <w:r>
-        <w:t xml:space="preserve">Где меняется путь к XLSX и где вводятся пять официальных временных рядов. После заполнения рядов отчет нужно собрать заново и проверить текст интерпретации.</w:t>
+        <w:t xml:space="preserve">Где меняется путь к XLSX и где записаны пять официальных временных рядов. Уметь указать источник (с. 10 и 14 PDF), точность и различие официальной истории и синтетической сентябрьской точки.</w:t>
       </w:r>
     </w:p>
     <w:bookmarkEnd w:id="38"/>
+    <w:bookmarkStart w:id="39" w:name="опубликованный-август-и-учебный-сентябрь"/>
+    <w:p>
+      <w:pPr>
+        <w:pStyle w:val="Heading1"/>
+      </w:pPr>
+      <w:r>
+        <w:t xml:space="preserve">Опубликованный август и учебный сентябрь</w:t>
+      </w:r>
+    </w:p>
+    <w:p>
+      <w:pPr>
+        <w:pStyle w:val="FirstParagraph"/>
+      </w:pPr>
+      <w:r>
+        <w:t xml:space="preserve">Источник официальных уровней — предоставленный отчет инФОМ, с. 10 и 14. Дата проверки — 18.10.2026.</w:t>
+      </w:r>
+    </w:p>
+    <w:tbl>
+      <w:tblPr>
+        <w:tblStyle w:val="Table"/>
+        <w:tblW w:type="auto" w:w="0"/>
+        <w:jc w:val="left"/>
+        <w:tblLook w:firstRow="1" w:lastRow="0" w:firstColumn="0" w:lastColumn="0" w:noHBand="0" w:noVBand="0" w:val="0020"/>
+      </w:tblPr>
+      <w:tblGrid>
+        <w:gridCol w:w="1584"/>
+        <w:gridCol w:w="1584"/>
+        <w:gridCol w:w="1584"/>
+        <w:gridCol w:w="1584"/>
+        <w:gridCol w:w="1584"/>
+      </w:tblGrid>
+      <w:tr>
+        <w:trPr>
+          <w:tblHeader w:val="on"/>
+        </w:trPr>
+        <w:tc>
+          <w:tcPr/>
+          <w:p>
+            <w:pPr>
+              <w:pStyle w:val="Compact"/>
+              <w:jc w:val="left"/>
+            </w:pPr>
+            <w:r>
+              <w:t xml:space="preserve">Показатель</w:t>
+            </w:r>
+          </w:p>
+        </w:tc>
+        <w:tc>
+          <w:tcPr/>
+          <w:p>
+            <w:pPr>
+              <w:pStyle w:val="Compact"/>
+              <w:jc w:val="right"/>
+            </w:pPr>
+            <w:r>
+              <w:t xml:space="preserve">Август</w:t>
+            </w:r>
+          </w:p>
+        </w:tc>
+        <w:tc>
+          <w:tcPr/>
+          <w:p>
+            <w:pPr>
+              <w:pStyle w:val="Compact"/>
+              <w:jc w:val="right"/>
+            </w:pPr>
+            <w:r>
+              <w:t xml:space="preserve">Сентябрь</w:t>
+            </w:r>
+          </w:p>
+        </w:tc>
+        <w:tc>
+          <w:tcPr/>
+          <w:p>
+            <w:pPr>
+              <w:pStyle w:val="Compact"/>
+              <w:jc w:val="right"/>
+            </w:pPr>
+            <w:r>
+              <w:t xml:space="preserve">Разность</w:t>
+            </w:r>
+          </w:p>
+        </w:tc>
+        <w:tc>
+          <w:tcPr/>
+          <w:p>
+            <w:pPr>
+              <w:pStyle w:val="Compact"/>
+              <w:jc w:val="left"/>
+            </w:pPr>
+            <w:r>
+              <w:t xml:space="preserve">Единица</w:t>
+            </w:r>
+          </w:p>
+        </w:tc>
+      </w:tr>
+      <w:tr>
+        <w:tc>
+          <w:tcPr/>
+          <w:p>
+            <w:pPr>
+              <w:pStyle w:val="Compact"/>
+              <w:jc w:val="left"/>
+            </w:pPr>
+            <w:r>
+              <w:t xml:space="preserve">Наблюдаемая медиана</w:t>
+            </w:r>
+          </w:p>
+        </w:tc>
+        <w:tc>
+          <w:tcPr/>
+          <w:p>
+            <w:pPr>
+              <w:pStyle w:val="Compact"/>
+              <w:jc w:val="right"/>
+            </w:pPr>
+            <w:r>
+              <w:t xml:space="preserve">14,3</w:t>
+            </w:r>
+          </w:p>
+        </w:tc>
+        <w:tc>
+          <w:tcPr/>
+          <w:p>
+            <w:pPr>
+              <w:pStyle w:val="Compact"/>
+              <w:jc w:val="right"/>
+            </w:pPr>
+            <w:r>
+              <w:t xml:space="preserve">14,4620</w:t>
+            </w:r>
+          </w:p>
+        </w:tc>
+        <w:tc>
+          <w:tcPr/>
+          <w:p>
+            <w:pPr>
+              <w:pStyle w:val="Compact"/>
+              <w:jc w:val="right"/>
+            </w:pPr>
+            <w:r>
+              <w:t xml:space="preserve">+0,2</w:t>
+            </w:r>
+          </w:p>
+        </w:tc>
+        <w:tc>
+          <w:tcPr/>
+          <w:p>
+            <w:pPr>
+              <w:pStyle w:val="Compact"/>
+              <w:jc w:val="left"/>
+            </w:pPr>
+            <w:r>
+              <w:t xml:space="preserve">п. п.</w:t>
+            </w:r>
+          </w:p>
+        </w:tc>
+      </w:tr>
+      <w:tr>
+        <w:tc>
+          <w:tcPr/>
+          <w:p>
+            <w:pPr>
+              <w:pStyle w:val="Compact"/>
+              <w:jc w:val="left"/>
+            </w:pPr>
+            <w:r>
+              <w:t xml:space="preserve">Ожидаемая медиана</w:t>
+            </w:r>
+          </w:p>
+        </w:tc>
+        <w:tc>
+          <w:tcPr/>
+          <w:p>
+            <w:pPr>
+              <w:pStyle w:val="Compact"/>
+              <w:jc w:val="right"/>
+            </w:pPr>
+            <w:r>
+              <w:t xml:space="preserve">13,7</w:t>
+            </w:r>
+          </w:p>
+        </w:tc>
+        <w:tc>
+          <w:tcPr/>
+          <w:p>
+            <w:pPr>
+              <w:pStyle w:val="Compact"/>
+              <w:jc w:val="right"/>
+            </w:pPr>
+            <w:r>
+              <w:t xml:space="preserve">13,4268</w:t>
+            </w:r>
+          </w:p>
+        </w:tc>
+        <w:tc>
+          <w:tcPr/>
+          <w:p>
+            <w:pPr>
+              <w:pStyle w:val="Compact"/>
+              <w:jc w:val="right"/>
+            </w:pPr>
+            <w:r>
+              <w:t xml:space="preserve">-0,3</w:t>
+            </w:r>
+          </w:p>
+        </w:tc>
+        <w:tc>
+          <w:tcPr/>
+          <w:p>
+            <w:pPr>
+              <w:pStyle w:val="Compact"/>
+              <w:jc w:val="left"/>
+            </w:pPr>
+            <w:r>
+              <w:t xml:space="preserve">п. п.</w:t>
+            </w:r>
+          </w:p>
+        </w:tc>
+      </w:tr>
+      <w:tr>
+        <w:tc>
+          <w:tcPr/>
+          <w:p>
+            <w:pPr>
+              <w:pStyle w:val="Compact"/>
+              <w:jc w:val="left"/>
+            </w:pPr>
+            <w:r>
+              <w:t xml:space="preserve">ИТС</w:t>
+            </w:r>
+          </w:p>
+        </w:tc>
+        <w:tc>
+          <w:tcPr/>
+          <w:p>
+            <w:pPr>
+              <w:pStyle w:val="Compact"/>
+              <w:jc w:val="right"/>
+            </w:pPr>
+            <w:r>
+              <w:t xml:space="preserve">87</w:t>
+            </w:r>
+          </w:p>
+        </w:tc>
+        <w:tc>
+          <w:tcPr/>
+          <w:p>
+            <w:pPr>
+              <w:pStyle w:val="Compact"/>
+              <w:jc w:val="right"/>
+            </w:pPr>
+            <w:r>
+              <w:t xml:space="preserve">83,0000</w:t>
+            </w:r>
+          </w:p>
+        </w:tc>
+        <w:tc>
+          <w:tcPr/>
+          <w:p>
+            <w:pPr>
+              <w:pStyle w:val="Compact"/>
+              <w:jc w:val="right"/>
+            </w:pPr>
+            <w:r>
+              <w:t xml:space="preserve">-4,0</w:t>
+            </w:r>
+          </w:p>
+        </w:tc>
+        <w:tc>
+          <w:tcPr/>
+          <w:p>
+            <w:pPr>
+              <w:pStyle w:val="Compact"/>
+              <w:jc w:val="left"/>
+            </w:pPr>
+            <w:r>
+              <w:t xml:space="preserve">пункты</w:t>
+            </w:r>
+          </w:p>
+        </w:tc>
+      </w:tr>
+      <w:tr>
+        <w:tc>
+          <w:tcPr/>
+          <w:p>
+            <w:pPr>
+              <w:pStyle w:val="Compact"/>
+              <w:jc w:val="left"/>
+            </w:pPr>
+            <w:r>
+              <w:t xml:space="preserve">ИПО</w:t>
+            </w:r>
+          </w:p>
+        </w:tc>
+        <w:tc>
+          <w:tcPr/>
+          <w:p>
+            <w:pPr>
+              <w:pStyle w:val="Compact"/>
+              <w:jc w:val="right"/>
+            </w:pPr>
+            <w:r>
+              <w:t xml:space="preserve">96</w:t>
+            </w:r>
+          </w:p>
+        </w:tc>
+        <w:tc>
+          <w:tcPr/>
+          <w:p>
+            <w:pPr>
+              <w:pStyle w:val="Compact"/>
+              <w:jc w:val="right"/>
+            </w:pPr>
+            <w:r>
+              <w:t xml:space="preserve">95,5333</w:t>
+            </w:r>
+          </w:p>
+        </w:tc>
+        <w:tc>
+          <w:tcPr/>
+          <w:p>
+            <w:pPr>
+              <w:pStyle w:val="Compact"/>
+              <w:jc w:val="right"/>
+            </w:pPr>
+            <w:r>
+              <w:t xml:space="preserve">-0,5</w:t>
+            </w:r>
+          </w:p>
+        </w:tc>
+        <w:tc>
+          <w:tcPr/>
+          <w:p>
+            <w:pPr>
+              <w:pStyle w:val="Compact"/>
+              <w:jc w:val="left"/>
+            </w:pPr>
+            <w:r>
+              <w:t xml:space="preserve">пункты</w:t>
+            </w:r>
+          </w:p>
+        </w:tc>
+      </w:tr>
+      <w:tr>
+        <w:tc>
+          <w:tcPr/>
+          <w:p>
+            <w:pPr>
+              <w:pStyle w:val="Compact"/>
+              <w:jc w:val="left"/>
+            </w:pPr>
+            <w:r>
+              <w:t xml:space="preserve">ИПН</w:t>
+            </w:r>
+          </w:p>
+        </w:tc>
+        <w:tc>
+          <w:tcPr/>
+          <w:p>
+            <w:pPr>
+              <w:pStyle w:val="Compact"/>
+              <w:jc w:val="right"/>
+            </w:pPr>
+            <w:r>
+              <w:t xml:space="preserve">93</w:t>
+            </w:r>
+          </w:p>
+        </w:tc>
+        <w:tc>
+          <w:tcPr/>
+          <w:p>
+            <w:pPr>
+              <w:pStyle w:val="Compact"/>
+              <w:jc w:val="right"/>
+            </w:pPr>
+            <w:r>
+              <w:t xml:space="preserve">90,5200</w:t>
+            </w:r>
+          </w:p>
+        </w:tc>
+        <w:tc>
+          <w:tcPr/>
+          <w:p>
+            <w:pPr>
+              <w:pStyle w:val="Compact"/>
+              <w:jc w:val="right"/>
+            </w:pPr>
+            <w:r>
+              <w:t xml:space="preserve">-2,5</w:t>
+            </w:r>
+          </w:p>
+        </w:tc>
+        <w:tc>
+          <w:tcPr/>
+          <w:p>
+            <w:pPr>
+              <w:pStyle w:val="Compact"/>
+              <w:jc w:val="left"/>
+            </w:pPr>
+            <w:r>
+              <w:t xml:space="preserve">пункты</w:t>
+            </w:r>
+          </w:p>
+        </w:tc>
+      </w:tr>
+    </w:tbl>
+    <w:p>
+      <w:pPr>
+        <w:pStyle w:val="BodyText"/>
+      </w:pPr>
+      <w:r>
+        <w:t xml:space="preserve">Разности являются учебным сопоставлением разных источников. Индексы за август опубликованы целыми пунктами; различия меньше одного пункта не следует интерпретировать как точные изменения реального населения.</w:t>
+      </w:r>
+    </w:p>
+    <w:bookmarkEnd w:id="39"/>
     <w:sectPr>
       <w:footerReference r:id="rId9" w:type="default"/>
       <w:pgSz w:h="16838" w:w="11906"/>
